--- a/docs/Chuong4_viet_lai.docx
+++ b/docs/Chuong4_viet_lai.docx
@@ -1003,7 +1003,7 @@
           </w:tcPr>
           <w:p>
             <w:r>
-              <w:t>0.023736 ± 0.003524</w:t>
+              <w:t>0.025544 ± 0.000000</w:t>
             </w:r>
           </w:p>
         </w:tc>
@@ -1013,7 +1013,7 @@
           </w:tcPr>
           <w:p>
             <w:r>
-              <w:t>0.014803 ± 0.002754</w:t>
+              <w:t>0.015901 ± 0.000000</w:t>
             </w:r>
           </w:p>
         </w:tc>
@@ -1023,7 +1023,7 @@
           </w:tcPr>
           <w:p>
             <w:r>
-              <w:t>0.046655 ± 0.004244</w:t>
+              <w:t>0.047218 ± 0.000000</w:t>
             </w:r>
           </w:p>
         </w:tc>
@@ -1033,193 +1033,7 @@
           </w:tcPr>
           <w:p>
             <w:r>
-              <w:t>0.020544 ± 0.001101</w:t>
-            </w:r>
-          </w:p>
-        </w:tc>
-      </w:tr>
-      <w:tr>
-        <w:tc>
-          <w:tcPr>
-            <w:tcW w:type="dxa" w:w="1465"/>
-          </w:tcPr>
-          <w:p>
-            <w:r>
-              <w:t>Static KG-GCN</w:t>
-            </w:r>
-          </w:p>
-        </w:tc>
-        <w:tc>
-          <w:tcPr>
-            <w:tcW w:type="dxa" w:w="1465"/>
-          </w:tcPr>
-          <w:p>
-            <w:r>
-              <w:t>593</w:t>
-            </w:r>
-          </w:p>
-        </w:tc>
-        <w:tc>
-          <w:tcPr>
-            <w:tcW w:type="dxa" w:w="1465"/>
-          </w:tcPr>
-          <w:p>
-            <w:r>
-              <w:t>0.027178 ± 0.005070</w:t>
-            </w:r>
-          </w:p>
-        </w:tc>
-        <w:tc>
-          <w:tcPr>
-            <w:tcW w:type="dxa" w:w="1465"/>
-          </w:tcPr>
-          <w:p>
-            <w:r>
-              <w:t>0.015909 ± 0.003143</w:t>
-            </w:r>
-          </w:p>
-        </w:tc>
-        <w:tc>
-          <w:tcPr>
-            <w:tcW w:type="dxa" w:w="1465"/>
-          </w:tcPr>
-          <w:p>
-            <w:r>
-              <w:t>0.053963 ± 0.007351</w:t>
-            </w:r>
-          </w:p>
-        </w:tc>
-        <w:tc>
-          <w:tcPr>
-            <w:tcW w:type="dxa" w:w="1465"/>
-          </w:tcPr>
-          <w:p>
-            <w:r>
-              <w:t>0.021152 ± 0.000694</w:t>
-            </w:r>
-          </w:p>
-        </w:tc>
-      </w:tr>
-      <w:tr>
-        <w:tc>
-          <w:tcPr>
-            <w:tcW w:type="dxa" w:w="1465"/>
-          </w:tcPr>
-          <w:p>
-            <w:r>
-              <w:t>BT-DKGRec-GCN (λ=0,01)</w:t>
-            </w:r>
-          </w:p>
-        </w:tc>
-        <w:tc>
-          <w:tcPr>
-            <w:tcW w:type="dxa" w:w="1465"/>
-          </w:tcPr>
-          <w:p>
-            <w:r>
-              <w:t>593</w:t>
-            </w:r>
-          </w:p>
-        </w:tc>
-        <w:tc>
-          <w:tcPr>
-            <w:tcW w:type="dxa" w:w="1465"/>
-          </w:tcPr>
-          <w:p>
-            <w:r>
-              <w:t>0.028778 ± 0.004961</w:t>
-            </w:r>
-          </w:p>
-        </w:tc>
-        <w:tc>
-          <w:tcPr>
-            <w:tcW w:type="dxa" w:w="1465"/>
-          </w:tcPr>
-          <w:p>
-            <w:r>
-              <w:t>0.015708 ± 0.001940</w:t>
-            </w:r>
-          </w:p>
-        </w:tc>
-        <w:tc>
-          <w:tcPr>
-            <w:tcW w:type="dxa" w:w="1465"/>
-          </w:tcPr>
-          <w:p>
-            <w:r>
-              <w:t>0.055087 ± 0.007604</w:t>
-            </w:r>
-          </w:p>
-        </w:tc>
-        <w:tc>
-          <w:tcPr>
-            <w:tcW w:type="dxa" w:w="1465"/>
-          </w:tcPr>
-          <w:p>
-            <w:r>
-              <w:t>0.020027 ± 0.001476</w:t>
-            </w:r>
-          </w:p>
-        </w:tc>
-      </w:tr>
-      <w:tr>
-        <w:tc>
-          <w:tcPr>
-            <w:tcW w:type="dxa" w:w="1465"/>
-          </w:tcPr>
-          <w:p>
-            <w:r>
-              <w:t>BT-DKGRec-GCN (λ=0,05)</w:t>
-            </w:r>
-          </w:p>
-        </w:tc>
-        <w:tc>
-          <w:tcPr>
-            <w:tcW w:type="dxa" w:w="1465"/>
-          </w:tcPr>
-          <w:p>
-            <w:r>
-              <w:t>593</w:t>
-            </w:r>
-          </w:p>
-        </w:tc>
-        <w:tc>
-          <w:tcPr>
-            <w:tcW w:type="dxa" w:w="1465"/>
-          </w:tcPr>
-          <w:p>
-            <w:r>
-              <w:t>0.030453 ± 0.002048</w:t>
-            </w:r>
-          </w:p>
-        </w:tc>
-        <w:tc>
-          <w:tcPr>
-            <w:tcW w:type="dxa" w:w="1465"/>
-          </w:tcPr>
-          <w:p>
-            <w:r>
-              <w:t>0.017704 ± 0.001954</w:t>
-            </w:r>
-          </w:p>
-        </w:tc>
-        <w:tc>
-          <w:tcPr>
-            <w:tcW w:type="dxa" w:w="1465"/>
-          </w:tcPr>
-          <w:p>
-            <w:r>
-              <w:t>0.060708 ± 0.008762</w:t>
-            </w:r>
-          </w:p>
-        </w:tc>
-        <w:tc>
-          <w:tcPr>
-            <w:tcW w:type="dxa" w:w="1465"/>
-          </w:tcPr>
-          <w:p>
-            <w:r>
-              <w:t>0.022865 ± 0.004165</w:t>
+              <w:t>0.019409 ± 0.000000</w:t>
             </w:r>
           </w:p>
         </w:tc>
@@ -1229,6 +1043,111 @@
     <w:p>
       <w:r>
         <w:t>Popularity và Recent Popularity là mô hình tất định, không phụ thuộc seed, nên độ lệch chuẩn bằng 0. Đây là tính chất của mô hình, không phải lỗi tính toán.</w:t>
+      </w:r>
+    </w:p>
+    <w:p>
+      <w:pPr>
+        <w:jc w:val="center"/>
+      </w:pPr>
+      <w:r>
+        <w:drawing>
+          <wp:inline xmlns:a="http://schemas.openxmlformats.org/drawingml/2006/main" xmlns:pic="http://schemas.openxmlformats.org/drawingml/2006/picture">
+            <wp:extent cx="5221224" cy="3620421"/>
+            <wp:docPr id="1" name="Picture 1"/>
+            <wp:cNvGraphicFramePr>
+              <a:graphicFrameLocks noChangeAspect="1"/>
+            </wp:cNvGraphicFramePr>
+            <a:graphic>
+              <a:graphicData uri="http://schemas.openxmlformats.org/drawingml/2006/picture">
+                <pic:pic>
+                  <pic:nvPicPr>
+                    <pic:cNvPr id="0" name="original_metrics.png"/>
+                    <pic:cNvPicPr/>
+                  </pic:nvPicPr>
+                  <pic:blipFill>
+                    <a:blip r:embed="rId21"/>
+                    <a:stretch>
+                      <a:fillRect/>
+                    </a:stretch>
+                  </pic:blipFill>
+                  <pic:spPr>
+                    <a:xfrm>
+                      <a:off x="0" y="0"/>
+                      <a:ext cx="5221224" cy="3620421"/>
+                    </a:xfrm>
+                    <a:prstGeom prst="rect"/>
+                  </pic:spPr>
+                </pic:pic>
+              </a:graphicData>
+            </a:graphic>
+          </wp:inline>
+        </w:drawing>
+      </w:r>
+    </w:p>
+    <w:p>
+      <w:pPr>
+        <w:jc w:val="center"/>
+      </w:pPr>
+      <w:r>
+        <w:rPr>
+          <w:b/>
+        </w:rPr>
+        <w:t>Hình 4.1. So sánh các chỉ số test trên nhóm người dùng có lịch sử ban đầu</w:t>
+      </w:r>
+    </w:p>
+    <w:p>
+      <w:pPr>
+        <w:jc w:val="center"/>
+      </w:pPr>
+      <w:r>
+        <w:drawing>
+          <wp:inline xmlns:a="http://schemas.openxmlformats.org/drawingml/2006/main" xmlns:pic="http://schemas.openxmlformats.org/drawingml/2006/picture">
+            <wp:extent cx="5221224" cy="2918291"/>
+            <wp:docPr id="2" name="Picture 2"/>
+            <wp:cNvGraphicFramePr>
+              <a:graphicFrameLocks noChangeAspect="1"/>
+            </wp:cNvGraphicFramePr>
+            <a:graphic>
+              <a:graphicData uri="http://schemas.openxmlformats.org/drawingml/2006/picture">
+                <pic:pic>
+                  <pic:nvPicPr>
+                    <pic:cNvPr id="0" name="original_loss.png"/>
+                    <pic:cNvPicPr/>
+                  </pic:nvPicPr>
+                  <pic:blipFill>
+                    <a:blip r:embed="rId22"/>
+                    <a:stretch>
+                      <a:fillRect/>
+                    </a:stretch>
+                  </pic:blipFill>
+                  <pic:spPr>
+                    <a:xfrm>
+                      <a:off x="0" y="0"/>
+                      <a:ext cx="5221224" cy="2918291"/>
+                    </a:xfrm>
+                    <a:prstGeom prst="rect"/>
+                  </pic:spPr>
+                </pic:pic>
+              </a:graphicData>
+            </a:graphic>
+          </wp:inline>
+        </w:drawing>
+      </w:r>
+    </w:p>
+    <w:p>
+      <w:pPr>
+        <w:jc w:val="center"/>
+      </w:pPr>
+      <w:r>
+        <w:rPr>
+          <w:b/>
+        </w:rPr>
+        <w:t>Hình 4.2. Đường loss huấn luyện của các mô hình trên original split</w:t>
+      </w:r>
+    </w:p>
+    <w:p>
+      <w:r>
+        <w:t>Trục loss dùng thang log; trên thang tuyến tính mọi đường đều dính vào 0 sau khoảng epoch 50 và không còn đọc được phần hội tụ. Đường vẽ là trung bình theo các seed, dải nền là khoảng min-max giữa các seed. Hai mô hình tất định không có đường loss nên không xuất hiện trong hình.</w:t>
       </w:r>
     </w:p>
     <w:p>
@@ -1731,6 +1650,111 @@
     </w:p>
     <w:p>
       <w:pPr>
+        <w:jc w:val="center"/>
+      </w:pPr>
+      <w:r>
+        <w:drawing>
+          <wp:inline xmlns:a="http://schemas.openxmlformats.org/drawingml/2006/main" xmlns:pic="http://schemas.openxmlformats.org/drawingml/2006/picture">
+            <wp:extent cx="5221224" cy="3620421"/>
+            <wp:docPr id="3" name="Picture 3"/>
+            <wp:cNvGraphicFramePr>
+              <a:graphicFrameLocks noChangeAspect="1"/>
+            </wp:cNvGraphicFramePr>
+            <a:graphic>
+              <a:graphicData uri="http://schemas.openxmlformats.org/drawingml/2006/picture">
+                <pic:pic>
+                  <pic:nvPicPr>
+                    <pic:cNvPr id="0" name="active_metrics.png"/>
+                    <pic:cNvPicPr/>
+                  </pic:nvPicPr>
+                  <pic:blipFill>
+                    <a:blip r:embed="rId23"/>
+                    <a:stretch>
+                      <a:fillRect/>
+                    </a:stretch>
+                  </pic:blipFill>
+                  <pic:spPr>
+                    <a:xfrm>
+                      <a:off x="0" y="0"/>
+                      <a:ext cx="5221224" cy="3620421"/>
+                    </a:xfrm>
+                    <a:prstGeom prst="rect"/>
+                  </pic:spPr>
+                </pic:pic>
+              </a:graphicData>
+            </a:graphic>
+          </wp:inline>
+        </w:drawing>
+      </w:r>
+    </w:p>
+    <w:p>
+      <w:pPr>
+        <w:jc w:val="center"/>
+      </w:pPr>
+      <w:r>
+        <w:rPr>
+          <w:b/>
+        </w:rPr>
+        <w:t>Hình 4.3. So sánh các chỉ số test trên nhóm người dùng tích cực</w:t>
+      </w:r>
+    </w:p>
+    <w:p>
+      <w:pPr>
+        <w:jc w:val="center"/>
+      </w:pPr>
+      <w:r>
+        <w:drawing>
+          <wp:inline xmlns:a="http://schemas.openxmlformats.org/drawingml/2006/main" xmlns:pic="http://schemas.openxmlformats.org/drawingml/2006/picture">
+            <wp:extent cx="5221224" cy="2913089"/>
+            <wp:docPr id="4" name="Picture 4"/>
+            <wp:cNvGraphicFramePr>
+              <a:graphicFrameLocks noChangeAspect="1"/>
+            </wp:cNvGraphicFramePr>
+            <a:graphic>
+              <a:graphicData uri="http://schemas.openxmlformats.org/drawingml/2006/picture">
+                <pic:pic>
+                  <pic:nvPicPr>
+                    <pic:cNvPr id="0" name="active_loss.png"/>
+                    <pic:cNvPicPr/>
+                  </pic:nvPicPr>
+                  <pic:blipFill>
+                    <a:blip r:embed="rId24"/>
+                    <a:stretch>
+                      <a:fillRect/>
+                    </a:stretch>
+                  </pic:blipFill>
+                  <pic:spPr>
+                    <a:xfrm>
+                      <a:off x="0" y="0"/>
+                      <a:ext cx="5221224" cy="2913089"/>
+                    </a:xfrm>
+                    <a:prstGeom prst="rect"/>
+                  </pic:spPr>
+                </pic:pic>
+              </a:graphicData>
+            </a:graphic>
+          </wp:inline>
+        </w:drawing>
+      </w:r>
+    </w:p>
+    <w:p>
+      <w:pPr>
+        <w:jc w:val="center"/>
+      </w:pPr>
+      <w:r>
+        <w:rPr>
+          <w:b/>
+        </w:rPr>
+        <w:t>Hình 4.4. Đường loss huấn luyện của các mô hình trên active split</w:t>
+      </w:r>
+    </w:p>
+    <w:p>
+      <w:r>
+        <w:t>Trục loss dùng thang log; trên thang tuyến tính mọi đường đều dính vào 0 sau khoảng epoch 50 và không còn đọc được phần hội tụ. Đường vẽ là trung bình theo các seed, dải nền là khoảng min-max giữa các seed. Hai mô hình tất định không có đường loss nên không xuất hiện trong hình.</w:t>
+      </w:r>
+    </w:p>
+    <w:p>
+      <w:pPr>
         <w:pStyle w:val="Heading2"/>
       </w:pPr>
       <w:r>
@@ -1863,192 +1887,6 @@
           </w:tcPr>
           <w:p>
             <w:r>
-              <w:t>original</w:t>
-            </w:r>
-          </w:p>
-        </w:tc>
-        <w:tc>
-          <w:tcPr>
-            <w:tcW w:type="dxa" w:w="1465"/>
-          </w:tcPr>
-          <w:p>
-            <w:r>
-              <w:t>Recall@20</w:t>
-            </w:r>
-          </w:p>
-        </w:tc>
-        <w:tc>
-          <w:tcPr>
-            <w:tcW w:type="dxa" w:w="1465"/>
-          </w:tcPr>
-          <w:p>
-            <w:r>
-              <w:t>0.023736 ± 0.003524</w:t>
-            </w:r>
-          </w:p>
-        </w:tc>
-        <w:tc>
-          <w:tcPr>
-            <w:tcW w:type="dxa" w:w="1465"/>
-          </w:tcPr>
-          <w:p>
-            <w:r>
-              <w:t>0.028778 ± 0.004961</w:t>
-            </w:r>
-          </w:p>
-        </w:tc>
-        <w:tc>
-          <w:tcPr>
-            <w:tcW w:type="dxa" w:w="1465"/>
-          </w:tcPr>
-          <w:p>
-            <w:r>
-              <w:t>+21.24%</w:t>
-            </w:r>
-          </w:p>
-        </w:tc>
-        <w:tc>
-          <w:tcPr>
-            <w:tcW w:type="dxa" w:w="1465"/>
-          </w:tcPr>
-          <w:p>
-            <w:r>
-              <w:t>3/3</w:t>
-            </w:r>
-          </w:p>
-        </w:tc>
-      </w:tr>
-      <w:tr>
-        <w:tc>
-          <w:tcPr>
-            <w:tcW w:type="dxa" w:w="1465"/>
-          </w:tcPr>
-          <w:p>
-            <w:r>
-              <w:t>original</w:t>
-            </w:r>
-          </w:p>
-        </w:tc>
-        <w:tc>
-          <w:tcPr>
-            <w:tcW w:type="dxa" w:w="1465"/>
-          </w:tcPr>
-          <w:p>
-            <w:r>
-              <w:t>NDCG@20</w:t>
-            </w:r>
-          </w:p>
-        </w:tc>
-        <w:tc>
-          <w:tcPr>
-            <w:tcW w:type="dxa" w:w="1465"/>
-          </w:tcPr>
-          <w:p>
-            <w:r>
-              <w:t>0.014803 ± 0.002754</w:t>
-            </w:r>
-          </w:p>
-        </w:tc>
-        <w:tc>
-          <w:tcPr>
-            <w:tcW w:type="dxa" w:w="1465"/>
-          </w:tcPr>
-          <w:p>
-            <w:r>
-              <w:t>0.015708 ± 0.001940</w:t>
-            </w:r>
-          </w:p>
-        </w:tc>
-        <w:tc>
-          <w:tcPr>
-            <w:tcW w:type="dxa" w:w="1465"/>
-          </w:tcPr>
-          <w:p>
-            <w:r>
-              <w:t>+6.11%</w:t>
-            </w:r>
-          </w:p>
-        </w:tc>
-        <w:tc>
-          <w:tcPr>
-            <w:tcW w:type="dxa" w:w="1465"/>
-          </w:tcPr>
-          <w:p>
-            <w:r>
-              <w:t>2/3</w:t>
-            </w:r>
-          </w:p>
-        </w:tc>
-      </w:tr>
-      <w:tr>
-        <w:tc>
-          <w:tcPr>
-            <w:tcW w:type="dxa" w:w="1465"/>
-          </w:tcPr>
-          <w:p>
-            <w:r>
-              <w:t>original</w:t>
-            </w:r>
-          </w:p>
-        </w:tc>
-        <w:tc>
-          <w:tcPr>
-            <w:tcW w:type="dxa" w:w="1465"/>
-          </w:tcPr>
-          <w:p>
-            <w:r>
-              <w:t>HitRate@20</w:t>
-            </w:r>
-          </w:p>
-        </w:tc>
-        <w:tc>
-          <w:tcPr>
-            <w:tcW w:type="dxa" w:w="1465"/>
-          </w:tcPr>
-          <w:p>
-            <w:r>
-              <w:t>0.046655 ± 0.004244</w:t>
-            </w:r>
-          </w:p>
-        </w:tc>
-        <w:tc>
-          <w:tcPr>
-            <w:tcW w:type="dxa" w:w="1465"/>
-          </w:tcPr>
-          <w:p>
-            <w:r>
-              <w:t>0.055087 ± 0.007604</w:t>
-            </w:r>
-          </w:p>
-        </w:tc>
-        <w:tc>
-          <w:tcPr>
-            <w:tcW w:type="dxa" w:w="1465"/>
-          </w:tcPr>
-          <w:p>
-            <w:r>
-              <w:t>+18.07%</w:t>
-            </w:r>
-          </w:p>
-        </w:tc>
-        <w:tc>
-          <w:tcPr>
-            <w:tcW w:type="dxa" w:w="1465"/>
-          </w:tcPr>
-          <w:p>
-            <w:r>
-              <w:t>3/3</w:t>
-            </w:r>
-          </w:p>
-        </w:tc>
-      </w:tr>
-      <w:tr>
-        <w:tc>
-          <w:tcPr>
-            <w:tcW w:type="dxa" w:w="1465"/>
-          </w:tcPr>
-          <w:p>
-            <w:r>
               <w:t>active</w:t>
             </w:r>
           </w:p>
@@ -2322,90 +2160,6 @@
                 <w:b/>
               </w:rPr>
               <w:t>Ghép cặp theo seed</w:t>
-            </w:r>
-          </w:p>
-        </w:tc>
-      </w:tr>
-      <w:tr>
-        <w:tc>
-          <w:tcPr>
-            <w:tcW w:type="dxa" w:w="2197"/>
-          </w:tcPr>
-          <w:p>
-            <w:r>
-              <w:t>original</w:t>
-            </w:r>
-          </w:p>
-        </w:tc>
-        <w:tc>
-          <w:tcPr>
-            <w:tcW w:type="dxa" w:w="2197"/>
-          </w:tcPr>
-          <w:p>
-            <w:r>
-              <w:t>Recall@20</w:t>
-            </w:r>
-          </w:p>
-        </w:tc>
-        <w:tc>
-          <w:tcPr>
-            <w:tcW w:type="dxa" w:w="2197"/>
-          </w:tcPr>
-          <w:p>
-            <w:r>
-              <w:t>0.2320</w:t>
-            </w:r>
-          </w:p>
-        </w:tc>
-        <w:tc>
-          <w:tcPr>
-            <w:tcW w:type="dxa" w:w="2197"/>
-          </w:tcPr>
-          <w:p>
-            <w:r>
-              <w:t>0.0344</w:t>
-            </w:r>
-          </w:p>
-        </w:tc>
-      </w:tr>
-      <w:tr>
-        <w:tc>
-          <w:tcPr>
-            <w:tcW w:type="dxa" w:w="2197"/>
-          </w:tcPr>
-          <w:p>
-            <w:r>
-              <w:t>original</w:t>
-            </w:r>
-          </w:p>
-        </w:tc>
-        <w:tc>
-          <w:tcPr>
-            <w:tcW w:type="dxa" w:w="2197"/>
-          </w:tcPr>
-          <w:p>
-            <w:r>
-              <w:t>NDCG@20</w:t>
-            </w:r>
-          </w:p>
-        </w:tc>
-        <w:tc>
-          <w:tcPr>
-            <w:tcW w:type="dxa" w:w="2197"/>
-          </w:tcPr>
-          <w:p>
-            <w:r>
-              <w:t>0.6684</w:t>
-            </w:r>
-          </w:p>
-        </w:tc>
-        <w:tc>
-          <w:tcPr>
-            <w:tcW w:type="dxa" w:w="2197"/>
-          </w:tcPr>
-          <w:p>
-            <w:r>
-              <w:t>0.3086</w:t>
             </w:r>
           </w:p>
         </w:tc>
@@ -2662,252 +2416,6 @@
           </w:tcPr>
           <w:p>
             <w:r>
-              <w:t>original</w:t>
-            </w:r>
-          </w:p>
-        </w:tc>
-        <w:tc>
-          <w:tcPr>
-            <w:tcW w:type="dxa" w:w="1098"/>
-          </w:tcPr>
-          <w:p>
-            <w:r>
-              <w:t>Recall@20</w:t>
-            </w:r>
-          </w:p>
-        </w:tc>
-        <w:tc>
-          <w:tcPr>
-            <w:tcW w:type="dxa" w:w="1098"/>
-          </w:tcPr>
-          <w:p>
-            <w:r>
-              <w:t>0.027178 ± 0.005070</w:t>
-            </w:r>
-          </w:p>
-        </w:tc>
-        <w:tc>
-          <w:tcPr>
-            <w:tcW w:type="dxa" w:w="1098"/>
-          </w:tcPr>
-          <w:p>
-            <w:r>
-              <w:t>0.028778 ± 0.004961</w:t>
-            </w:r>
-          </w:p>
-        </w:tc>
-        <w:tc>
-          <w:tcPr>
-            <w:tcW w:type="dxa" w:w="1098"/>
-          </w:tcPr>
-          <w:p>
-            <w:r>
-              <w:t>+5.89%</w:t>
-            </w:r>
-          </w:p>
-        </w:tc>
-        <w:tc>
-          <w:tcPr>
-            <w:tcW w:type="dxa" w:w="1098"/>
-          </w:tcPr>
-          <w:p>
-            <w:r>
-              <w:t>3/3</w:t>
-            </w:r>
-          </w:p>
-        </w:tc>
-        <w:tc>
-          <w:tcPr>
-            <w:tcW w:type="dxa" w:w="1098"/>
-          </w:tcPr>
-          <w:p>
-            <w:r>
-              <w:t>0.7160</w:t>
-            </w:r>
-          </w:p>
-        </w:tc>
-        <w:tc>
-          <w:tcPr>
-            <w:tcW w:type="dxa" w:w="1098"/>
-          </w:tcPr>
-          <w:p>
-            <w:r>
-              <w:t>0.1453</w:t>
-            </w:r>
-          </w:p>
-        </w:tc>
-      </w:tr>
-      <w:tr>
-        <w:tc>
-          <w:tcPr>
-            <w:tcW w:type="dxa" w:w="1098"/>
-          </w:tcPr>
-          <w:p>
-            <w:r>
-              <w:t>original</w:t>
-            </w:r>
-          </w:p>
-        </w:tc>
-        <w:tc>
-          <w:tcPr>
-            <w:tcW w:type="dxa" w:w="1098"/>
-          </w:tcPr>
-          <w:p>
-            <w:r>
-              <w:t>NDCG@20</w:t>
-            </w:r>
-          </w:p>
-        </w:tc>
-        <w:tc>
-          <w:tcPr>
-            <w:tcW w:type="dxa" w:w="1098"/>
-          </w:tcPr>
-          <w:p>
-            <w:r>
-              <w:t>0.015909 ± 0.003143</w:t>
-            </w:r>
-          </w:p>
-        </w:tc>
-        <w:tc>
-          <w:tcPr>
-            <w:tcW w:type="dxa" w:w="1098"/>
-          </w:tcPr>
-          <w:p>
-            <w:r>
-              <w:t>0.015708 ± 0.001940</w:t>
-            </w:r>
-          </w:p>
-        </w:tc>
-        <w:tc>
-          <w:tcPr>
-            <w:tcW w:type="dxa" w:w="1098"/>
-          </w:tcPr>
-          <w:p>
-            <w:r>
-              <w:t>-1.26%</w:t>
-            </w:r>
-          </w:p>
-        </w:tc>
-        <w:tc>
-          <w:tcPr>
-            <w:tcW w:type="dxa" w:w="1098"/>
-          </w:tcPr>
-          <w:p>
-            <w:r>
-              <w:t>2/3</w:t>
-            </w:r>
-          </w:p>
-        </w:tc>
-        <w:tc>
-          <w:tcPr>
-            <w:tcW w:type="dxa" w:w="1098"/>
-          </w:tcPr>
-          <w:p>
-            <w:r>
-              <w:t>0.9303</w:t>
-            </w:r>
-          </w:p>
-        </w:tc>
-        <w:tc>
-          <w:tcPr>
-            <w:tcW w:type="dxa" w:w="1098"/>
-          </w:tcPr>
-          <w:p>
-            <w:r>
-              <w:t>0.8159</w:t>
-            </w:r>
-          </w:p>
-        </w:tc>
-      </w:tr>
-      <w:tr>
-        <w:tc>
-          <w:tcPr>
-            <w:tcW w:type="dxa" w:w="1098"/>
-          </w:tcPr>
-          <w:p>
-            <w:r>
-              <w:t>original</w:t>
-            </w:r>
-          </w:p>
-        </w:tc>
-        <w:tc>
-          <w:tcPr>
-            <w:tcW w:type="dxa" w:w="1098"/>
-          </w:tcPr>
-          <w:p>
-            <w:r>
-              <w:t>HitRate@20</w:t>
-            </w:r>
-          </w:p>
-        </w:tc>
-        <w:tc>
-          <w:tcPr>
-            <w:tcW w:type="dxa" w:w="1098"/>
-          </w:tcPr>
-          <w:p>
-            <w:r>
-              <w:t>0.053963 ± 0.007351</w:t>
-            </w:r>
-          </w:p>
-        </w:tc>
-        <w:tc>
-          <w:tcPr>
-            <w:tcW w:type="dxa" w:w="1098"/>
-          </w:tcPr>
-          <w:p>
-            <w:r>
-              <w:t>0.055087 ± 0.007604</w:t>
-            </w:r>
-          </w:p>
-        </w:tc>
-        <w:tc>
-          <w:tcPr>
-            <w:tcW w:type="dxa" w:w="1098"/>
-          </w:tcPr>
-          <w:p>
-            <w:r>
-              <w:t>+2.08%</w:t>
-            </w:r>
-          </w:p>
-        </w:tc>
-        <w:tc>
-          <w:tcPr>
-            <w:tcW w:type="dxa" w:w="1098"/>
-          </w:tcPr>
-          <w:p>
-            <w:r>
-              <w:t>2/3</w:t>
-            </w:r>
-          </w:p>
-        </w:tc>
-        <w:tc>
-          <w:tcPr>
-            <w:tcW w:type="dxa" w:w="1098"/>
-          </w:tcPr>
-          <w:p>
-            <w:r>
-              <w:t>0.8629</w:t>
-            </w:r>
-          </w:p>
-        </w:tc>
-        <w:tc>
-          <w:tcPr>
-            <w:tcW w:type="dxa" w:w="1098"/>
-          </w:tcPr>
-          <w:p>
-            <w:r>
-              <w:t>0.5286</w:t>
-            </w:r>
-          </w:p>
-        </w:tc>
-      </w:tr>
-      <w:tr>
-        <w:tc>
-          <w:tcPr>
-            <w:tcW w:type="dxa" w:w="1098"/>
-          </w:tcPr>
-          <w:p>
-            <w:r>
               <w:t>active</w:t>
             </w:r>
           </w:p>
@@ -3256,58 +2764,6 @@
                 <w:b/>
               </w:rPr>
               <w:t>Seed thắng</w:t>
-            </w:r>
-          </w:p>
-        </w:tc>
-      </w:tr>
-      <w:tr>
-        <w:tc>
-          <w:tcPr>
-            <w:tcW w:type="dxa" w:w="1758"/>
-          </w:tcPr>
-          <w:p>
-            <w:r>
-              <w:t>original</w:t>
-            </w:r>
-          </w:p>
-        </w:tc>
-        <w:tc>
-          <w:tcPr>
-            <w:tcW w:type="dxa" w:w="1758"/>
-          </w:tcPr>
-          <w:p>
-            <w:r>
-              <w:t>+14.50%</w:t>
-            </w:r>
-          </w:p>
-        </w:tc>
-        <w:tc>
-          <w:tcPr>
-            <w:tcW w:type="dxa" w:w="1758"/>
-          </w:tcPr>
-          <w:p>
-            <w:r>
-              <w:t>0.3952</w:t>
-            </w:r>
-          </w:p>
-        </w:tc>
-        <w:tc>
-          <w:tcPr>
-            <w:tcW w:type="dxa" w:w="1758"/>
-          </w:tcPr>
-          <w:p>
-            <w:r>
-              <w:t>0.0617</w:t>
-            </w:r>
-          </w:p>
-        </w:tc>
-        <w:tc>
-          <w:tcPr>
-            <w:tcW w:type="dxa" w:w="1758"/>
-          </w:tcPr>
-          <w:p>
-            <w:r>
-              <w:t>3/3</w:t>
             </w:r>
           </w:p>
         </w:tc>

--- a/docs/Chuong4_viet_lai.docx
+++ b/docs/Chuong4_viet_lai.docx
@@ -1003,7 +1003,7 @@
           </w:tcPr>
           <w:p>
             <w:r>
-              <w:t>0.025544 ± 0.000000</w:t>
+              <w:t>0.025767 ± 0.000315</w:t>
             </w:r>
           </w:p>
         </w:tc>
@@ -1013,7 +1013,7 @@
           </w:tcPr>
           <w:p>
             <w:r>
-              <w:t>0.015901 ± 0.000000</w:t>
+              <w:t>0.016369 ± 0.000662</w:t>
             </w:r>
           </w:p>
         </w:tc>
@@ -1023,7 +1023,7 @@
           </w:tcPr>
           <w:p>
             <w:r>
-              <w:t>0.047218 ± 0.000000</w:t>
+              <w:t>0.048904 ± 0.002385</w:t>
             </w:r>
           </w:p>
         </w:tc>
@@ -1033,7 +1033,7 @@
           </w:tcPr>
           <w:p>
             <w:r>
-              <w:t>0.019409 ± 0.000000</w:t>
+              <w:t>0.020012 ± 0.000852</w:t>
             </w:r>
           </w:p>
         </w:tc>
@@ -1052,7 +1052,7 @@
       <w:r>
         <w:drawing>
           <wp:inline xmlns:a="http://schemas.openxmlformats.org/drawingml/2006/main" xmlns:pic="http://schemas.openxmlformats.org/drawingml/2006/picture">
-            <wp:extent cx="5221224" cy="3620421"/>
+            <wp:extent cx="5221224" cy="1901253"/>
             <wp:docPr id="1" name="Picture 1"/>
             <wp:cNvGraphicFramePr>
               <a:graphicFrameLocks noChangeAspect="1"/>
@@ -1061,7 +1061,7 @@
               <a:graphicData uri="http://schemas.openxmlformats.org/drawingml/2006/picture">
                 <pic:pic>
                   <pic:nvPicPr>
-                    <pic:cNvPr id="0" name="original_metrics.png"/>
+                    <pic:cNvPr id="0" name="fig_compare_original_k20.png"/>
                     <pic:cNvPicPr/>
                   </pic:nvPicPr>
                   <pic:blipFill>
@@ -1073,7 +1073,7 @@
                   <pic:spPr>
                     <a:xfrm>
                       <a:off x="0" y="0"/>
-                      <a:ext cx="5221224" cy="3620421"/>
+                      <a:ext cx="5221224" cy="1901253"/>
                     </a:xfrm>
                     <a:prstGeom prst="rect"/>
                   </pic:spPr>
@@ -1102,7 +1102,7 @@
       <w:r>
         <w:drawing>
           <wp:inline xmlns:a="http://schemas.openxmlformats.org/drawingml/2006/main" xmlns:pic="http://schemas.openxmlformats.org/drawingml/2006/picture">
-            <wp:extent cx="5221224" cy="2918291"/>
+            <wp:extent cx="5221224" cy="2370480"/>
             <wp:docPr id="2" name="Picture 2"/>
             <wp:cNvGraphicFramePr>
               <a:graphicFrameLocks noChangeAspect="1"/>
@@ -1111,7 +1111,7 @@
               <a:graphicData uri="http://schemas.openxmlformats.org/drawingml/2006/picture">
                 <pic:pic>
                   <pic:nvPicPr>
-                    <pic:cNvPr id="0" name="original_loss.png"/>
+                    <pic:cNvPr id="0" name="fig_curves_original.png"/>
                     <pic:cNvPicPr/>
                   </pic:nvPicPr>
                   <pic:blipFill>
@@ -1123,7 +1123,7 @@
                   <pic:spPr>
                     <a:xfrm>
                       <a:off x="0" y="0"/>
-                      <a:ext cx="5221224" cy="2918291"/>
+                      <a:ext cx="5221224" cy="2370480"/>
                     </a:xfrm>
                     <a:prstGeom prst="rect"/>
                   </pic:spPr>
@@ -1147,7 +1147,7 @@
     </w:p>
     <w:p>
       <w:r>
-        <w:t>Trục loss dùng thang log; trên thang tuyến tính mọi đường đều dính vào 0 sau khoảng epoch 50 và không còn đọc được phần hội tụ. Đường vẽ là trung bình theo các seed, dải nền là khoảng min-max giữa các seed. Hai mô hình tất định không có đường loss nên không xuất hiện trong hình.</w:t>
+        <w:t>Mỗi cột kèm nhãn giá trị và một kiểu gạch riêng, nên hình vẫn đọc được khi in trắng đen. Thanh sai số là độ lệch chuẩn giữa các seed; hai mô hình tất định không có thanh sai số và không có đường loss, nên không xuất hiện trong hình đường cong.</w:t>
       </w:r>
     </w:p>
     <w:p>
@@ -1655,7 +1655,7 @@
       <w:r>
         <w:drawing>
           <wp:inline xmlns:a="http://schemas.openxmlformats.org/drawingml/2006/main" xmlns:pic="http://schemas.openxmlformats.org/drawingml/2006/picture">
-            <wp:extent cx="5221224" cy="3620421"/>
+            <wp:extent cx="5221224" cy="1914962"/>
             <wp:docPr id="3" name="Picture 3"/>
             <wp:cNvGraphicFramePr>
               <a:graphicFrameLocks noChangeAspect="1"/>
@@ -1664,7 +1664,7 @@
               <a:graphicData uri="http://schemas.openxmlformats.org/drawingml/2006/picture">
                 <pic:pic>
                   <pic:nvPicPr>
-                    <pic:cNvPr id="0" name="active_metrics.png"/>
+                    <pic:cNvPr id="0" name="fig_compare_active_k20.png"/>
                     <pic:cNvPicPr/>
                   </pic:nvPicPr>
                   <pic:blipFill>
@@ -1676,7 +1676,7 @@
                   <pic:spPr>
                     <a:xfrm>
                       <a:off x="0" y="0"/>
-                      <a:ext cx="5221224" cy="3620421"/>
+                      <a:ext cx="5221224" cy="1914962"/>
                     </a:xfrm>
                     <a:prstGeom prst="rect"/>
                   </pic:spPr>
@@ -1705,7 +1705,7 @@
       <w:r>
         <w:drawing>
           <wp:inline xmlns:a="http://schemas.openxmlformats.org/drawingml/2006/main" xmlns:pic="http://schemas.openxmlformats.org/drawingml/2006/picture">
-            <wp:extent cx="5221224" cy="2913089"/>
+            <wp:extent cx="5221224" cy="2386592"/>
             <wp:docPr id="4" name="Picture 4"/>
             <wp:cNvGraphicFramePr>
               <a:graphicFrameLocks noChangeAspect="1"/>
@@ -1714,7 +1714,7 @@
               <a:graphicData uri="http://schemas.openxmlformats.org/drawingml/2006/picture">
                 <pic:pic>
                   <pic:nvPicPr>
-                    <pic:cNvPr id="0" name="active_loss.png"/>
+                    <pic:cNvPr id="0" name="fig_curves_active.png"/>
                     <pic:cNvPicPr/>
                   </pic:nvPicPr>
                   <pic:blipFill>
@@ -1726,7 +1726,7 @@
                   <pic:spPr>
                     <a:xfrm>
                       <a:off x="0" y="0"/>
-                      <a:ext cx="5221224" cy="2913089"/>
+                      <a:ext cx="5221224" cy="2386592"/>
                     </a:xfrm>
                     <a:prstGeom prst="rect"/>
                   </pic:spPr>
@@ -1750,7 +1750,7 @@
     </w:p>
     <w:p>
       <w:r>
-        <w:t>Trục loss dùng thang log; trên thang tuyến tính mọi đường đều dính vào 0 sau khoảng epoch 50 và không còn đọc được phần hội tụ. Đường vẽ là trung bình theo các seed, dải nền là khoảng min-max giữa các seed. Hai mô hình tất định không có đường loss nên không xuất hiện trong hình.</w:t>
+        <w:t>Mỗi cột kèm nhãn giá trị và một kiểu gạch riêng, nên hình vẫn đọc được khi in trắng đen. Thanh sai số là độ lệch chuẩn giữa các seed; hai mô hình tất định không có thanh sai số và không có đường loss, nên không xuất hiện trong hình đường cong.</w:t>
       </w:r>
     </w:p>
     <w:p>

--- a/docs/Chuong4_viet_lai.docx
+++ b/docs/Chuong4_viet_lai.docx
@@ -1003,7 +1003,7 @@
           </w:tcPr>
           <w:p>
             <w:r>
-              <w:t>0.025767 ± 0.000315</w:t>
+              <w:t>0.023736 ± 0.003524</w:t>
             </w:r>
           </w:p>
         </w:tc>
@@ -1013,7 +1013,7 @@
           </w:tcPr>
           <w:p>
             <w:r>
-              <w:t>0.016369 ± 0.000662</w:t>
+              <w:t>0.014803 ± 0.002754</w:t>
             </w:r>
           </w:p>
         </w:tc>
@@ -1023,7 +1023,7 @@
           </w:tcPr>
           <w:p>
             <w:r>
-              <w:t>0.048904 ± 0.002385</w:t>
+              <w:t>0.046655 ± 0.004244</w:t>
             </w:r>
           </w:p>
         </w:tc>
@@ -1033,7 +1033,131 @@
           </w:tcPr>
           <w:p>
             <w:r>
-              <w:t>0.020012 ± 0.000852</w:t>
+              <w:t>0.020544 ± 0.001101</w:t>
+            </w:r>
+          </w:p>
+        </w:tc>
+      </w:tr>
+      <w:tr>
+        <w:tc>
+          <w:tcPr>
+            <w:tcW w:type="dxa" w:w="1465"/>
+          </w:tcPr>
+          <w:p>
+            <w:r>
+              <w:t>Static KG-GCN</w:t>
+            </w:r>
+          </w:p>
+        </w:tc>
+        <w:tc>
+          <w:tcPr>
+            <w:tcW w:type="dxa" w:w="1465"/>
+          </w:tcPr>
+          <w:p>
+            <w:r>
+              <w:t>593</w:t>
+            </w:r>
+          </w:p>
+        </w:tc>
+        <w:tc>
+          <w:tcPr>
+            <w:tcW w:type="dxa" w:w="1465"/>
+          </w:tcPr>
+          <w:p>
+            <w:r>
+              <w:t>0.027178 ± 0.005070</w:t>
+            </w:r>
+          </w:p>
+        </w:tc>
+        <w:tc>
+          <w:tcPr>
+            <w:tcW w:type="dxa" w:w="1465"/>
+          </w:tcPr>
+          <w:p>
+            <w:r>
+              <w:t>0.015909 ± 0.003143</w:t>
+            </w:r>
+          </w:p>
+        </w:tc>
+        <w:tc>
+          <w:tcPr>
+            <w:tcW w:type="dxa" w:w="1465"/>
+          </w:tcPr>
+          <w:p>
+            <w:r>
+              <w:t>0.053963 ± 0.007351</w:t>
+            </w:r>
+          </w:p>
+        </w:tc>
+        <w:tc>
+          <w:tcPr>
+            <w:tcW w:type="dxa" w:w="1465"/>
+          </w:tcPr>
+          <w:p>
+            <w:r>
+              <w:t>0.021152 ± 0.000694</w:t>
+            </w:r>
+          </w:p>
+        </w:tc>
+      </w:tr>
+      <w:tr>
+        <w:tc>
+          <w:tcPr>
+            <w:tcW w:type="dxa" w:w="1465"/>
+          </w:tcPr>
+          <w:p>
+            <w:r>
+              <w:t>BT-DKGRec-GCN (λ=0,01)</w:t>
+            </w:r>
+          </w:p>
+        </w:tc>
+        <w:tc>
+          <w:tcPr>
+            <w:tcW w:type="dxa" w:w="1465"/>
+          </w:tcPr>
+          <w:p>
+            <w:r>
+              <w:t>593</w:t>
+            </w:r>
+          </w:p>
+        </w:tc>
+        <w:tc>
+          <w:tcPr>
+            <w:tcW w:type="dxa" w:w="1465"/>
+          </w:tcPr>
+          <w:p>
+            <w:r>
+              <w:t>0.032291 ± 0.000000</w:t>
+            </w:r>
+          </w:p>
+        </w:tc>
+        <w:tc>
+          <w:tcPr>
+            <w:tcW w:type="dxa" w:w="1465"/>
+          </w:tcPr>
+          <w:p>
+            <w:r>
+              <w:t>0.017171 ± 0.000000</w:t>
+            </w:r>
+          </w:p>
+        </w:tc>
+        <w:tc>
+          <w:tcPr>
+            <w:tcW w:type="dxa" w:w="1465"/>
+          </w:tcPr>
+          <w:p>
+            <w:r>
+              <w:t>0.062395 ± 0.000000</w:t>
+            </w:r>
+          </w:p>
+        </w:tc>
+        <w:tc>
+          <w:tcPr>
+            <w:tcW w:type="dxa" w:w="1465"/>
+          </w:tcPr>
+          <w:p>
+            <w:r>
+              <w:t>0.018390 ± 0.000000</w:t>
             </w:r>
           </w:p>
         </w:tc>
@@ -1102,7 +1226,7 @@
       <w:r>
         <w:drawing>
           <wp:inline xmlns:a="http://schemas.openxmlformats.org/drawingml/2006/main" xmlns:pic="http://schemas.openxmlformats.org/drawingml/2006/picture">
-            <wp:extent cx="5221224" cy="2370480"/>
+            <wp:extent cx="5221224" cy="2386592"/>
             <wp:docPr id="2" name="Picture 2"/>
             <wp:cNvGraphicFramePr>
               <a:graphicFrameLocks noChangeAspect="1"/>
@@ -1123,7 +1247,7 @@
                   <pic:spPr>
                     <a:xfrm>
                       <a:off x="0" y="0"/>
-                      <a:ext cx="5221224" cy="2370480"/>
+                      <a:ext cx="5221224" cy="2386592"/>
                     </a:xfrm>
                     <a:prstGeom prst="rect"/>
                   </pic:spPr>
@@ -1887,6 +2011,192 @@
           </w:tcPr>
           <w:p>
             <w:r>
+              <w:t>original</w:t>
+            </w:r>
+          </w:p>
+        </w:tc>
+        <w:tc>
+          <w:tcPr>
+            <w:tcW w:type="dxa" w:w="1465"/>
+          </w:tcPr>
+          <w:p>
+            <w:r>
+              <w:t>Recall@20</w:t>
+            </w:r>
+          </w:p>
+        </w:tc>
+        <w:tc>
+          <w:tcPr>
+            <w:tcW w:type="dxa" w:w="1465"/>
+          </w:tcPr>
+          <w:p>
+            <w:r>
+              <w:t>0.023736 ± 0.003524</w:t>
+            </w:r>
+          </w:p>
+        </w:tc>
+        <w:tc>
+          <w:tcPr>
+            <w:tcW w:type="dxa" w:w="1465"/>
+          </w:tcPr>
+          <w:p>
+            <w:r>
+              <w:t>0.032291 ± 0.000000</w:t>
+            </w:r>
+          </w:p>
+        </w:tc>
+        <w:tc>
+          <w:tcPr>
+            <w:tcW w:type="dxa" w:w="1465"/>
+          </w:tcPr>
+          <w:p>
+            <w:r>
+              <w:t>+28.43%</w:t>
+            </w:r>
+          </w:p>
+        </w:tc>
+        <w:tc>
+          <w:tcPr>
+            <w:tcW w:type="dxa" w:w="1465"/>
+          </w:tcPr>
+          <w:p>
+            <w:r>
+              <w:t>1/1</w:t>
+            </w:r>
+          </w:p>
+        </w:tc>
+      </w:tr>
+      <w:tr>
+        <w:tc>
+          <w:tcPr>
+            <w:tcW w:type="dxa" w:w="1465"/>
+          </w:tcPr>
+          <w:p>
+            <w:r>
+              <w:t>original</w:t>
+            </w:r>
+          </w:p>
+        </w:tc>
+        <w:tc>
+          <w:tcPr>
+            <w:tcW w:type="dxa" w:w="1465"/>
+          </w:tcPr>
+          <w:p>
+            <w:r>
+              <w:t>NDCG@20</w:t>
+            </w:r>
+          </w:p>
+        </w:tc>
+        <w:tc>
+          <w:tcPr>
+            <w:tcW w:type="dxa" w:w="1465"/>
+          </w:tcPr>
+          <w:p>
+            <w:r>
+              <w:t>0.014803 ± 0.002754</w:t>
+            </w:r>
+          </w:p>
+        </w:tc>
+        <w:tc>
+          <w:tcPr>
+            <w:tcW w:type="dxa" w:w="1465"/>
+          </w:tcPr>
+          <w:p>
+            <w:r>
+              <w:t>0.017171 ± 0.000000</w:t>
+            </w:r>
+          </w:p>
+        </w:tc>
+        <w:tc>
+          <w:tcPr>
+            <w:tcW w:type="dxa" w:w="1465"/>
+          </w:tcPr>
+          <w:p>
+            <w:r>
+              <w:t>+8.58%</w:t>
+            </w:r>
+          </w:p>
+        </w:tc>
+        <w:tc>
+          <w:tcPr>
+            <w:tcW w:type="dxa" w:w="1465"/>
+          </w:tcPr>
+          <w:p>
+            <w:r>
+              <w:t>1/1</w:t>
+            </w:r>
+          </w:p>
+        </w:tc>
+      </w:tr>
+      <w:tr>
+        <w:tc>
+          <w:tcPr>
+            <w:tcW w:type="dxa" w:w="1465"/>
+          </w:tcPr>
+          <w:p>
+            <w:r>
+              <w:t>original</w:t>
+            </w:r>
+          </w:p>
+        </w:tc>
+        <w:tc>
+          <w:tcPr>
+            <w:tcW w:type="dxa" w:w="1465"/>
+          </w:tcPr>
+          <w:p>
+            <w:r>
+              <w:t>HitRate@20</w:t>
+            </w:r>
+          </w:p>
+        </w:tc>
+        <w:tc>
+          <w:tcPr>
+            <w:tcW w:type="dxa" w:w="1465"/>
+          </w:tcPr>
+          <w:p>
+            <w:r>
+              <w:t>0.046655 ± 0.004244</w:t>
+            </w:r>
+          </w:p>
+        </w:tc>
+        <w:tc>
+          <w:tcPr>
+            <w:tcW w:type="dxa" w:w="1465"/>
+          </w:tcPr>
+          <w:p>
+            <w:r>
+              <w:t>0.062395 ± 0.000000</w:t>
+            </w:r>
+          </w:p>
+        </w:tc>
+        <w:tc>
+          <w:tcPr>
+            <w:tcW w:type="dxa" w:w="1465"/>
+          </w:tcPr>
+          <w:p>
+            <w:r>
+              <w:t>+32.53%</w:t>
+            </w:r>
+          </w:p>
+        </w:tc>
+        <w:tc>
+          <w:tcPr>
+            <w:tcW w:type="dxa" w:w="1465"/>
+          </w:tcPr>
+          <w:p>
+            <w:r>
+              <w:t>1/1</w:t>
+            </w:r>
+          </w:p>
+        </w:tc>
+      </w:tr>
+      <w:tr>
+        <w:tc>
+          <w:tcPr>
+            <w:tcW w:type="dxa" w:w="1465"/>
+          </w:tcPr>
+          <w:p>
+            <w:r>
               <w:t>active</w:t>
             </w:r>
           </w:p>
@@ -2160,6 +2470,90 @@
                 <w:b/>
               </w:rPr>
               <w:t>Ghép cặp theo seed</w:t>
+            </w:r>
+          </w:p>
+        </w:tc>
+      </w:tr>
+      <w:tr>
+        <w:tc>
+          <w:tcPr>
+            <w:tcW w:type="dxa" w:w="2197"/>
+          </w:tcPr>
+          <w:p>
+            <w:r>
+              <w:t>original</w:t>
+            </w:r>
+          </w:p>
+        </w:tc>
+        <w:tc>
+          <w:tcPr>
+            <w:tcW w:type="dxa" w:w="2197"/>
+          </w:tcPr>
+          <w:p>
+            <w:r>
+              <w:t>Recall@20</w:t>
+            </w:r>
+          </w:p>
+        </w:tc>
+        <w:tc>
+          <w:tcPr>
+            <w:tcW w:type="dxa" w:w="2197"/>
+          </w:tcPr>
+          <w:p>
+            <w:r>
+              <w:t>nan</w:t>
+            </w:r>
+          </w:p>
+        </w:tc>
+        <w:tc>
+          <w:tcPr>
+            <w:tcW w:type="dxa" w:w="2197"/>
+          </w:tcPr>
+          <w:p>
+            <w:r>
+              <w:t>nan</w:t>
+            </w:r>
+          </w:p>
+        </w:tc>
+      </w:tr>
+      <w:tr>
+        <w:tc>
+          <w:tcPr>
+            <w:tcW w:type="dxa" w:w="2197"/>
+          </w:tcPr>
+          <w:p>
+            <w:r>
+              <w:t>original</w:t>
+            </w:r>
+          </w:p>
+        </w:tc>
+        <w:tc>
+          <w:tcPr>
+            <w:tcW w:type="dxa" w:w="2197"/>
+          </w:tcPr>
+          <w:p>
+            <w:r>
+              <w:t>NDCG@20</w:t>
+            </w:r>
+          </w:p>
+        </w:tc>
+        <w:tc>
+          <w:tcPr>
+            <w:tcW w:type="dxa" w:w="2197"/>
+          </w:tcPr>
+          <w:p>
+            <w:r>
+              <w:t>nan</w:t>
+            </w:r>
+          </w:p>
+        </w:tc>
+        <w:tc>
+          <w:tcPr>
+            <w:tcW w:type="dxa" w:w="2197"/>
+          </w:tcPr>
+          <w:p>
+            <w:r>
+              <w:t>nan</w:t>
             </w:r>
           </w:p>
         </w:tc>
@@ -2416,6 +2810,252 @@
           </w:tcPr>
           <w:p>
             <w:r>
+              <w:t>original</w:t>
+            </w:r>
+          </w:p>
+        </w:tc>
+        <w:tc>
+          <w:tcPr>
+            <w:tcW w:type="dxa" w:w="1098"/>
+          </w:tcPr>
+          <w:p>
+            <w:r>
+              <w:t>Recall@20</w:t>
+            </w:r>
+          </w:p>
+        </w:tc>
+        <w:tc>
+          <w:tcPr>
+            <w:tcW w:type="dxa" w:w="1098"/>
+          </w:tcPr>
+          <w:p>
+            <w:r>
+              <w:t>0.027178 ± 0.005070</w:t>
+            </w:r>
+          </w:p>
+        </w:tc>
+        <w:tc>
+          <w:tcPr>
+            <w:tcW w:type="dxa" w:w="1098"/>
+          </w:tcPr>
+          <w:p>
+            <w:r>
+              <w:t>0.032291 ± 0.000000</w:t>
+            </w:r>
+          </w:p>
+        </w:tc>
+        <w:tc>
+          <w:tcPr>
+            <w:tcW w:type="dxa" w:w="1098"/>
+          </w:tcPr>
+          <w:p>
+            <w:r>
+              <w:t>+9.97%</w:t>
+            </w:r>
+          </w:p>
+        </w:tc>
+        <w:tc>
+          <w:tcPr>
+            <w:tcW w:type="dxa" w:w="1098"/>
+          </w:tcPr>
+          <w:p>
+            <w:r>
+              <w:t>1/1</w:t>
+            </w:r>
+          </w:p>
+        </w:tc>
+        <w:tc>
+          <w:tcPr>
+            <w:tcW w:type="dxa" w:w="1098"/>
+          </w:tcPr>
+          <w:p>
+            <w:r>
+              <w:t>nan</w:t>
+            </w:r>
+          </w:p>
+        </w:tc>
+        <w:tc>
+          <w:tcPr>
+            <w:tcW w:type="dxa" w:w="1098"/>
+          </w:tcPr>
+          <w:p>
+            <w:r>
+              <w:t>nan</w:t>
+            </w:r>
+          </w:p>
+        </w:tc>
+      </w:tr>
+      <w:tr>
+        <w:tc>
+          <w:tcPr>
+            <w:tcW w:type="dxa" w:w="1098"/>
+          </w:tcPr>
+          <w:p>
+            <w:r>
+              <w:t>original</w:t>
+            </w:r>
+          </w:p>
+        </w:tc>
+        <w:tc>
+          <w:tcPr>
+            <w:tcW w:type="dxa" w:w="1098"/>
+          </w:tcPr>
+          <w:p>
+            <w:r>
+              <w:t>NDCG@20</w:t>
+            </w:r>
+          </w:p>
+        </w:tc>
+        <w:tc>
+          <w:tcPr>
+            <w:tcW w:type="dxa" w:w="1098"/>
+          </w:tcPr>
+          <w:p>
+            <w:r>
+              <w:t>0.015909 ± 0.003143</w:t>
+            </w:r>
+          </w:p>
+        </w:tc>
+        <w:tc>
+          <w:tcPr>
+            <w:tcW w:type="dxa" w:w="1098"/>
+          </w:tcPr>
+          <w:p>
+            <w:r>
+              <w:t>0.017171 ± 0.000000</w:t>
+            </w:r>
+          </w:p>
+        </w:tc>
+        <w:tc>
+          <w:tcPr>
+            <w:tcW w:type="dxa" w:w="1098"/>
+          </w:tcPr>
+          <w:p>
+            <w:r>
+              <w:t>-10.29%</w:t>
+            </w:r>
+          </w:p>
+        </w:tc>
+        <w:tc>
+          <w:tcPr>
+            <w:tcW w:type="dxa" w:w="1098"/>
+          </w:tcPr>
+          <w:p>
+            <w:r>
+              <w:t>0/1</w:t>
+            </w:r>
+          </w:p>
+        </w:tc>
+        <w:tc>
+          <w:tcPr>
+            <w:tcW w:type="dxa" w:w="1098"/>
+          </w:tcPr>
+          <w:p>
+            <w:r>
+              <w:t>nan</w:t>
+            </w:r>
+          </w:p>
+        </w:tc>
+        <w:tc>
+          <w:tcPr>
+            <w:tcW w:type="dxa" w:w="1098"/>
+          </w:tcPr>
+          <w:p>
+            <w:r>
+              <w:t>nan</w:t>
+            </w:r>
+          </w:p>
+        </w:tc>
+      </w:tr>
+      <w:tr>
+        <w:tc>
+          <w:tcPr>
+            <w:tcW w:type="dxa" w:w="1098"/>
+          </w:tcPr>
+          <w:p>
+            <w:r>
+              <w:t>original</w:t>
+            </w:r>
+          </w:p>
+        </w:tc>
+        <w:tc>
+          <w:tcPr>
+            <w:tcW w:type="dxa" w:w="1098"/>
+          </w:tcPr>
+          <w:p>
+            <w:r>
+              <w:t>HitRate@20</w:t>
+            </w:r>
+          </w:p>
+        </w:tc>
+        <w:tc>
+          <w:tcPr>
+            <w:tcW w:type="dxa" w:w="1098"/>
+          </w:tcPr>
+          <w:p>
+            <w:r>
+              <w:t>0.053963 ± 0.007351</w:t>
+            </w:r>
+          </w:p>
+        </w:tc>
+        <w:tc>
+          <w:tcPr>
+            <w:tcW w:type="dxa" w:w="1098"/>
+          </w:tcPr>
+          <w:p>
+            <w:r>
+              <w:t>0.062395 ± 0.000000</w:t>
+            </w:r>
+          </w:p>
+        </w:tc>
+        <w:tc>
+          <w:tcPr>
+            <w:tcW w:type="dxa" w:w="1098"/>
+          </w:tcPr>
+          <w:p>
+            <w:r>
+              <w:t>+6.25%</w:t>
+            </w:r>
+          </w:p>
+        </w:tc>
+        <w:tc>
+          <w:tcPr>
+            <w:tcW w:type="dxa" w:w="1098"/>
+          </w:tcPr>
+          <w:p>
+            <w:r>
+              <w:t>1/1</w:t>
+            </w:r>
+          </w:p>
+        </w:tc>
+        <w:tc>
+          <w:tcPr>
+            <w:tcW w:type="dxa" w:w="1098"/>
+          </w:tcPr>
+          <w:p>
+            <w:r>
+              <w:t>nan</w:t>
+            </w:r>
+          </w:p>
+        </w:tc>
+        <w:tc>
+          <w:tcPr>
+            <w:tcW w:type="dxa" w:w="1098"/>
+          </w:tcPr>
+          <w:p>
+            <w:r>
+              <w:t>nan</w:t>
+            </w:r>
+          </w:p>
+        </w:tc>
+      </w:tr>
+      <w:tr>
+        <w:tc>
+          <w:tcPr>
+            <w:tcW w:type="dxa" w:w="1098"/>
+          </w:tcPr>
+          <w:p>
+            <w:r>
               <w:t>active</w:t>
             </w:r>
           </w:p>
@@ -2775,6 +3415,58 @@
           </w:tcPr>
           <w:p>
             <w:r>
+              <w:t>original</w:t>
+            </w:r>
+          </w:p>
+        </w:tc>
+        <w:tc>
+          <w:tcPr>
+            <w:tcW w:type="dxa" w:w="1758"/>
+          </w:tcPr>
+          <w:p>
+            <w:r>
+              <w:t>+14.50%</w:t>
+            </w:r>
+          </w:p>
+        </w:tc>
+        <w:tc>
+          <w:tcPr>
+            <w:tcW w:type="dxa" w:w="1758"/>
+          </w:tcPr>
+          <w:p>
+            <w:r>
+              <w:t>0.3952</w:t>
+            </w:r>
+          </w:p>
+        </w:tc>
+        <w:tc>
+          <w:tcPr>
+            <w:tcW w:type="dxa" w:w="1758"/>
+          </w:tcPr>
+          <w:p>
+            <w:r>
+              <w:t>0.0617</w:t>
+            </w:r>
+          </w:p>
+        </w:tc>
+        <w:tc>
+          <w:tcPr>
+            <w:tcW w:type="dxa" w:w="1758"/>
+          </w:tcPr>
+          <w:p>
+            <w:r>
+              <w:t>3/3</w:t>
+            </w:r>
+          </w:p>
+        </w:tc>
+      </w:tr>
+      <w:tr>
+        <w:tc>
+          <w:tcPr>
+            <w:tcW w:type="dxa" w:w="1758"/>
+          </w:tcPr>
+          <w:p>
+            <w:r>
               <w:t>active</w:t>
             </w:r>
           </w:p>
@@ -2829,7 +3521,7 @@
     </w:p>
     <w:p>
       <w:r>
-        <w:t>Hiệu ứng nhỏ của behavior-time weighting có thể giải thích bằng cấu trúc dữ liệu. Trọng số W(u,i) được gộp theo từng cạnh giữa một người dùng và một item, trong khi phép chuẩn hóa đối xứng Â = D^(−1/2) A D^(−1/2) chia hàng của mỗi người dùng cho tổng trọng số của chính người dùng đó. Với người dùng chỉ có một cạnh trong graph, trọng số bị chia cho chính nó; vì thứ tự xếp hạng theo từng người dùng bất biến với phép nhân một hằng số dương, mô hình có behavior-time weighting và mô hình tĩnh sinh ra cùng một thứ tự cho những người dùng đó.</w:t>
+        <w:t>Hiệu ứng nhỏ của behavior-time weighting có thể giải thích một phần bằng cách phép chuẩn hóa đưa trọng số vào lan truyền. Trọng số W(u,i) được gộp theo từng cạnh giữa một người dùng và một item, sau đó phép chuẩn hóa đối xứng Â = D^(−1/2) A D^(−1/2) chia trọng số đó cho tích căn bậc hai của bậc hai đầu cạnh. Với người dùng chỉ có một cạnh trong graph, bậc có trọng số của người dùng bằng đúng trọng số cạnh, nên hệ số còn lại là căn bậc hai của W(u,i) chia cho căn bậc hai của bậc item; trọng số đi vào lan truyền theo căn bậc hai chứ không giữ nguyên độ lớn danh nghĩa. Tỉ lệ 3:1 giữa transaction và view sau chuẩn hóa vì vậy còn khoảng 1.73:1.</w:t>
       </w:r>
     </w:p>
     <w:p>
@@ -2840,7 +3532,7 @@
         <w:rPr>
           <w:b/>
         </w:rPr>
-        <w:t>Bảng 4.12. Phân bố bậc người dùng trong tập huấn luyện RetailRocket</w:t>
+        <w:t>Bảng 4.12. Phân bố bậc người dùng trong tập đánh giá cohort Original</w:t>
       </w:r>
     </w:p>
     <w:tbl>
@@ -2850,13 +3542,14 @@
         <w:tblLook w:firstColumn="1" w:firstRow="1" w:lastColumn="0" w:lastRow="0" w:noHBand="0" w:noVBand="1" w:val="04A0"/>
       </w:tblPr>
       <w:tblGrid>
-        <w:gridCol w:w="4394"/>
-        <w:gridCol w:w="4394"/>
+        <w:gridCol w:w="2929"/>
+        <w:gridCol w:w="2929"/>
+        <w:gridCol w:w="2929"/>
       </w:tblGrid>
       <w:tr>
         <w:tc>
           <w:tcPr>
-            <w:tcW w:type="dxa" w:w="4394"/>
+            <w:tcW w:type="dxa" w:w="2929"/>
           </w:tcPr>
           <w:p>
             <w:r/>
@@ -2870,7 +3563,7 @@
         </w:tc>
         <w:tc>
           <w:tcPr>
-            <w:tcW w:type="dxa" w:w="4394"/>
+            <w:tcW w:type="dxa" w:w="2929"/>
           </w:tcPr>
           <w:p>
             <w:r/>
@@ -2878,7 +3571,21 @@
               <w:rPr>
                 <w:b/>
               </w:rPr>
-              <w:t>Tỷ lệ người dùng</w:t>
+              <w:t>Số người dùng</w:t>
+            </w:r>
+          </w:p>
+        </w:tc>
+        <w:tc>
+          <w:tcPr>
+            <w:tcW w:type="dxa" w:w="2929"/>
+          </w:tcPr>
+          <w:p>
+            <w:r/>
+            <w:r>
+              <w:rPr>
+                <w:b/>
+              </w:rPr>
+              <w:t>Tỷ lệ</w:t>
             </w:r>
           </w:p>
         </w:tc>
@@ -2886,7 +3593,7 @@
       <w:tr>
         <w:tc>
           <w:tcPr>
-            <w:tcW w:type="dxa" w:w="4394"/>
+            <w:tcW w:type="dxa" w:w="2929"/>
           </w:tcPr>
           <w:p>
             <w:r>
@@ -2896,11 +3603,21 @@
         </w:tc>
         <w:tc>
           <w:tcPr>
-            <w:tcW w:type="dxa" w:w="4394"/>
-          </w:tcPr>
-          <w:p>
-            <w:r>
-              <w:t>79.6%</w:t>
+            <w:tcW w:type="dxa" w:w="2929"/>
+          </w:tcPr>
+          <w:p>
+            <w:r>
+              <w:t>259</w:t>
+            </w:r>
+          </w:p>
+        </w:tc>
+        <w:tc>
+          <w:tcPr>
+            <w:tcW w:type="dxa" w:w="2929"/>
+          </w:tcPr>
+          <w:p>
+            <w:r>
+              <w:t>43.7%</w:t>
             </w:r>
           </w:p>
         </w:tc>
@@ -2908,7 +3625,7 @@
       <w:tr>
         <w:tc>
           <w:tcPr>
-            <w:tcW w:type="dxa" w:w="4394"/>
+            <w:tcW w:type="dxa" w:w="2929"/>
           </w:tcPr>
           <w:p>
             <w:r>
@@ -2918,11 +3635,21 @@
         </w:tc>
         <w:tc>
           <w:tcPr>
-            <w:tcW w:type="dxa" w:w="4394"/>
-          </w:tcPr>
-          <w:p>
-            <w:r>
-              <w:t>12.0%</w:t>
+            <w:tcW w:type="dxa" w:w="2929"/>
+          </w:tcPr>
+          <w:p>
+            <w:r>
+              <w:t>76</w:t>
+            </w:r>
+          </w:p>
+        </w:tc>
+        <w:tc>
+          <w:tcPr>
+            <w:tcW w:type="dxa" w:w="2929"/>
+          </w:tcPr>
+          <w:p>
+            <w:r>
+              <w:t>12.8%</w:t>
             </w:r>
           </w:p>
         </w:tc>
@@ -2930,7 +3657,7 @@
       <w:tr>
         <w:tc>
           <w:tcPr>
-            <w:tcW w:type="dxa" w:w="4394"/>
+            <w:tcW w:type="dxa" w:w="2929"/>
           </w:tcPr>
           <w:p>
             <w:r>
@@ -2940,11 +3667,21 @@
         </w:tc>
         <w:tc>
           <w:tcPr>
-            <w:tcW w:type="dxa" w:w="4394"/>
-          </w:tcPr>
-          <w:p>
-            <w:r>
-              <w:t>8.4%</w:t>
+            <w:tcW w:type="dxa" w:w="2929"/>
+          </w:tcPr>
+          <w:p>
+            <w:r>
+              <w:t>258</w:t>
+            </w:r>
+          </w:p>
+        </w:tc>
+        <w:tc>
+          <w:tcPr>
+            <w:tcW w:type="dxa" w:w="2929"/>
+          </w:tcPr>
+          <w:p>
+            <w:r>
+              <w:t>43.5%</w:t>
             </w:r>
           </w:p>
         </w:tc>
@@ -2953,12 +3690,12 @@
     <w:p/>
     <w:p>
       <w:r>
-        <w:t>Cơ chế behavior-time weighting vì vậy không tác động tới khoảng bốn phần năm số người dùng trong tập đánh giá, và chỉ số tính gộp trên toàn bộ nhóm warm pha loãng hiệu ứng khoảng năm lần: một cải thiện 25% trên nhóm chiếm 20.4% sẽ xuất hiện ở mức khoảng 5% khi tính trên toàn nhóm, cùng bậc độ lớn với các giá trị quan sát được trong Bảng 4.10.</w:t>
+        <w:t>Biên độ bị nén này áp dụng cho mọi người dùng chứ không riêng nhóm có ít cạnh, và nó thu hẹp khoảng cách kỳ vọng giữa mô hình dùng behavior-time weighting và mô hình dùng trọng số đồng nhất mà không xóa bỏ khoảng cách đó. Vì bậc của người dùng quyết định lượng tín hiệu cá nhân hóa mà mô hình có được, kết quả được báo cáo thêm theo phân tầng bậc để thấy hiệu quả đến từ nhóm nào thay vì bình quân hóa trên toàn nhóm warm.</w:t>
       </w:r>
     </w:p>
     <w:p>
       <w:r>
-        <w:t>Quan sát này dẫn tới hai hệ quả. Về thực nghiệm, kết quả cần được báo cáo thêm theo phân tầng bậc người dùng để đo hiệu ứng trên nhóm mà cơ chế có thể tác động. Về thiết kế, hướng cải tiến là đưa tín hiệu thời gian vào vị trí không bị phép chuẩn hóa theo người dùng triệt tiêu, chẳng hạn vào hàm mục tiêu huấn luyện, hoặc vào cấu trúc graph thông qua nhiều snapshot thời gian thay vì chỉ qua trọng số cạnh của một snapshot.</w:t>
+        <w:t>Quan sát này dẫn tới hai hệ quả. Về thực nghiệm, kết quả cần được báo cáo thêm theo phân tầng bậc người dùng để đo hiệu ứng trên nhóm mà cơ chế có thể tác động. Về thiết kế, hướng cải tiến là đưa tín hiệu thời gian vào vị trí không bị phép chuẩn hóa nén biên độ, chẳng hạn vào hàm mục tiêu huấn luyện, hoặc vào cấu trúc graph thông qua nhiều snapshot thời gian thay vì chỉ qua trọng số cạnh của một snapshot.</w:t>
       </w:r>
     </w:p>
     <w:p>

--- a/docs/Chuong4_viet_lai.docx
+++ b/docs/Chuong4_viet_lai.docx
@@ -313,7 +313,7 @@
           </w:tcPr>
           <w:p>
             <w:r>
-              <w:t>kế thừa cấu hình v11</w:t>
+              <w:t>đặt theo quy mô đồ thị: 1.570.409 cạnh tương tác</w:t>
             </w:r>
           </w:p>
         </w:tc>
@@ -345,7 +345,7 @@
           </w:tcPr>
           <w:p>
             <w:r>
-              <w:t>kế thừa cấu hình v11</w:t>
+              <w:t>đi kèm batch lớn; chưa dò trên dữ liệu đề tài</w:t>
             </w:r>
           </w:p>
         </w:tc>
@@ -377,7 +377,7 @@
           </w:tcPr>
           <w:p>
             <w:r>
-              <w:t>kế thừa cấu hình v11</w:t>
+              <w:t>LightGCN mục 4.1.2, tối ưu trong hầu hết trường hợp</w:t>
             </w:r>
           </w:p>
         </w:tc>
@@ -409,7 +409,7 @@
           </w:tcPr>
           <w:p>
             <w:r>
-              <w:t>công thức (3.30)</w:t>
+              <w:t>công thức (3.17)</w:t>
             </w:r>
           </w:p>
         </w:tc>
@@ -441,7 +441,7 @@
           </w:tcPr>
           <w:p>
             <w:r>
-              <w:t>kế thừa cấu hình v11</w:t>
+              <w:t>theo BPR gốc, một mẫu âm cho mỗi cặp dương</w:t>
             </w:r>
           </w:p>
         </w:tc>
@@ -730,6 +730,16 @@
     </w:p>
     <w:p>
       <w:r>
+        <w:t>Về learning_rate và batch_size, hai giá trị này không lấy từ LightGCN, vốn dùng learning rate 0.001 và mini-batch 1024. Batch được nâng lên 65.536 theo quy mô đồ thị: với 1.570.409 cạnh tương tác trên cohort Original, batch 1024 sẽ khiến mỗi epoch mất hàng nghìn bước cập nhật và ngân sách 1000 epoch trở nên không khả thi. Learning rate 0.005 đi kèm batch lớn đó; theo quy tắc linear scaling, một batch gấp 64 lần sẽ ứng với learning rate khoảng 0.064, nên giá trị 0.005 nằm thấp hơn nhiều so với mức quy tắc này gợi ý và mang tính thận trọng.</w:t>
+      </w:r>
+    </w:p>
+    <w:p>
+      <w:r>
+        <w:t>Hai giá trị trên được cố định trước và chưa được dò trên dữ liệu của đề tài; đây là một hạn chế được nêu rõ chứ không phải một lựa chọn được trình bày như đã tối ưu. Hạn chế này không ảnh hưởng tới kết luận của chương, vì cả sáu mô hình trong ma trận đều nhận cùng learning_rate, cùng batch_size, cùng ngân sách epoch và cùng cơ chế dừng sớm; một learning rate chưa tối ưu do đó tác động như nhau lên mọi mô hình và không tạo lợi thế cho mô hình nào. Điều kiện này chỉ giới hạn cách diễn giải giá trị tuyệt đối của các chỉ số, trong khi kết luận của đề tài dựa trên chênh lệch giữa các mô hình đo trong cùng một giao thức. Việc dò learning_rate và batch_size theo cách đã dò λ được nêu là hướng phát triển ở mục 5.4.</w:t>
+      </w:r>
+    </w:p>
+    <w:p>
+      <w:r>
         <w:t>Ngân sách dừng sớm được đặt ở cấp split và áp dụng đồng đều cho mọi mô hình trong cùng split, không đặt riêng cho mô hình đề xuất. Nâng patience riêng cho mô hình đề xuất sẽ tạo lợi thế không đối xứng; Shehzad và Jannach (RecSys 2023) cho thấy các so sánh thiếu đối xứng dạng này có thể làm mọi phương pháp đều được báo cáo là vượt trội. Active split dùng patience = 50 thay vì 20 dựa trên một phép kiểm độ nhạy: đường validation được phát lại từ tệp curves.csv của toàn bộ 24 lần chạy ở các mức patience khác nhau. Trên original, 10 trong 12 lần chạy giữ nguyên epoch tốt nhất kể cả khi siết patience xuống 10. Trên active, đường validation không đơn điệu ở mọi mô hình và patience = 20 nằm ở ranh giới đủ.</w:t>
       </w:r>
     </w:p>
@@ -1127,7 +1137,7 @@
           </w:tcPr>
           <w:p>
             <w:r>
-              <w:t>0.032291 ± 0.000000</w:t>
+              <w:t>0.028778 ± 0.004961</w:t>
             </w:r>
           </w:p>
         </w:tc>
@@ -1137,7 +1147,7 @@
           </w:tcPr>
           <w:p>
             <w:r>
-              <w:t>0.017171 ± 0.000000</w:t>
+              <w:t>0.015708 ± 0.001940</w:t>
             </w:r>
           </w:p>
         </w:tc>
@@ -1147,7 +1157,7 @@
           </w:tcPr>
           <w:p>
             <w:r>
-              <w:t>0.062395 ± 0.000000</w:t>
+              <w:t>0.055087 ± 0.007604</w:t>
             </w:r>
           </w:p>
         </w:tc>
@@ -1157,7 +1167,69 @@
           </w:tcPr>
           <w:p>
             <w:r>
-              <w:t>0.018390 ± 0.000000</w:t>
+              <w:t>0.020027 ± 0.001476</w:t>
+            </w:r>
+          </w:p>
+        </w:tc>
+      </w:tr>
+      <w:tr>
+        <w:tc>
+          <w:tcPr>
+            <w:tcW w:type="dxa" w:w="1465"/>
+          </w:tcPr>
+          <w:p>
+            <w:r>
+              <w:t>BT-DKGRec-GCN (λ=0,05)</w:t>
+            </w:r>
+          </w:p>
+        </w:tc>
+        <w:tc>
+          <w:tcPr>
+            <w:tcW w:type="dxa" w:w="1465"/>
+          </w:tcPr>
+          <w:p>
+            <w:r>
+              <w:t>593</w:t>
+            </w:r>
+          </w:p>
+        </w:tc>
+        <w:tc>
+          <w:tcPr>
+            <w:tcW w:type="dxa" w:w="1465"/>
+          </w:tcPr>
+          <w:p>
+            <w:r>
+              <w:t>0.031107 ± 0.002413</w:t>
+            </w:r>
+          </w:p>
+        </w:tc>
+        <w:tc>
+          <w:tcPr>
+            <w:tcW w:type="dxa" w:w="1465"/>
+          </w:tcPr>
+          <w:p>
+            <w:r>
+              <w:t>0.017002 ± 0.002163</w:t>
+            </w:r>
+          </w:p>
+        </w:tc>
+        <w:tc>
+          <w:tcPr>
+            <w:tcW w:type="dxa" w:w="1465"/>
+          </w:tcPr>
+          <w:p>
+            <w:r>
+              <w:t>0.063238 ± 0.010732</w:t>
+            </w:r>
+          </w:p>
+        </w:tc>
+        <w:tc>
+          <w:tcPr>
+            <w:tcW w:type="dxa" w:w="1465"/>
+          </w:tcPr>
+          <w:p>
+            <w:r>
+              <w:t>0.020467 ± 0.000462</w:t>
             </w:r>
           </w:p>
         </w:tc>
@@ -1226,7 +1298,7 @@
       <w:r>
         <w:drawing>
           <wp:inline xmlns:a="http://schemas.openxmlformats.org/drawingml/2006/main" xmlns:pic="http://schemas.openxmlformats.org/drawingml/2006/picture">
-            <wp:extent cx="5221224" cy="2386592"/>
+            <wp:extent cx="5221224" cy="2374487"/>
             <wp:docPr id="2" name="Picture 2"/>
             <wp:cNvGraphicFramePr>
               <a:graphicFrameLocks noChangeAspect="1"/>
@@ -1247,7 +1319,7 @@
                   <pic:spPr>
                     <a:xfrm>
                       <a:off x="0" y="0"/>
-                      <a:ext cx="5221224" cy="2386592"/>
+                      <a:ext cx="5221224" cy="2374487"/>
                     </a:xfrm>
                     <a:prstGeom prst="rect"/>
                   </pic:spPr>
@@ -2041,7 +2113,7 @@
           </w:tcPr>
           <w:p>
             <w:r>
-              <w:t>0.032291 ± 0.000000</w:t>
+              <w:t>0.028778 ± 0.004961</w:t>
             </w:r>
           </w:p>
         </w:tc>
@@ -2051,7 +2123,7 @@
           </w:tcPr>
           <w:p>
             <w:r>
-              <w:t>+28.43%</w:t>
+              <w:t>+21.24%</w:t>
             </w:r>
           </w:p>
         </w:tc>
@@ -2061,7 +2133,7 @@
           </w:tcPr>
           <w:p>
             <w:r>
-              <w:t>1/1</w:t>
+              <w:t>3/3</w:t>
             </w:r>
           </w:p>
         </w:tc>
@@ -2103,7 +2175,7 @@
           </w:tcPr>
           <w:p>
             <w:r>
-              <w:t>0.017171 ± 0.000000</w:t>
+              <w:t>0.015708 ± 0.001940</w:t>
             </w:r>
           </w:p>
         </w:tc>
@@ -2113,7 +2185,7 @@
           </w:tcPr>
           <w:p>
             <w:r>
-              <w:t>+8.58%</w:t>
+              <w:t>+6.11%</w:t>
             </w:r>
           </w:p>
         </w:tc>
@@ -2123,7 +2195,7 @@
           </w:tcPr>
           <w:p>
             <w:r>
-              <w:t>1/1</w:t>
+              <w:t>2/3</w:t>
             </w:r>
           </w:p>
         </w:tc>
@@ -2165,7 +2237,7 @@
           </w:tcPr>
           <w:p>
             <w:r>
-              <w:t>0.062395 ± 0.000000</w:t>
+              <w:t>0.055087 ± 0.007604</w:t>
             </w:r>
           </w:p>
         </w:tc>
@@ -2175,7 +2247,7 @@
           </w:tcPr>
           <w:p>
             <w:r>
-              <w:t>+32.53%</w:t>
+              <w:t>+18.07%</w:t>
             </w:r>
           </w:p>
         </w:tc>
@@ -2185,7 +2257,7 @@
           </w:tcPr>
           <w:p>
             <w:r>
-              <w:t>1/1</w:t>
+              <w:t>3/3</w:t>
             </w:r>
           </w:p>
         </w:tc>
@@ -2501,7 +2573,7 @@
           </w:tcPr>
           <w:p>
             <w:r>
-              <w:t>nan</w:t>
+              <w:t>0.2320</w:t>
             </w:r>
           </w:p>
         </w:tc>
@@ -2511,7 +2583,7 @@
           </w:tcPr>
           <w:p>
             <w:r>
-              <w:t>nan</w:t>
+              <w:t>0.0344</w:t>
             </w:r>
           </w:p>
         </w:tc>
@@ -2543,7 +2615,7 @@
           </w:tcPr>
           <w:p>
             <w:r>
-              <w:t>nan</w:t>
+              <w:t>0.6684</w:t>
             </w:r>
           </w:p>
         </w:tc>
@@ -2553,7 +2625,7 @@
           </w:tcPr>
           <w:p>
             <w:r>
-              <w:t>nan</w:t>
+              <w:t>0.3086</w:t>
             </w:r>
           </w:p>
         </w:tc>
@@ -2840,7 +2912,7 @@
           </w:tcPr>
           <w:p>
             <w:r>
-              <w:t>0.032291 ± 0.000000</w:t>
+              <w:t>0.028778 ± 0.004961</w:t>
             </w:r>
           </w:p>
         </w:tc>
@@ -2850,7 +2922,7 @@
           </w:tcPr>
           <w:p>
             <w:r>
-              <w:t>+9.97%</w:t>
+              <w:t>+5.89%</w:t>
             </w:r>
           </w:p>
         </w:tc>
@@ -2860,7 +2932,7 @@
           </w:tcPr>
           <w:p>
             <w:r>
-              <w:t>1/1</w:t>
+              <w:t>3/3</w:t>
             </w:r>
           </w:p>
         </w:tc>
@@ -2870,7 +2942,7 @@
           </w:tcPr>
           <w:p>
             <w:r>
-              <w:t>nan</w:t>
+              <w:t>0.7160</w:t>
             </w:r>
           </w:p>
         </w:tc>
@@ -2880,7 +2952,7 @@
           </w:tcPr>
           <w:p>
             <w:r>
-              <w:t>nan</w:t>
+              <w:t>0.1453</w:t>
             </w:r>
           </w:p>
         </w:tc>
@@ -2922,7 +2994,7 @@
           </w:tcPr>
           <w:p>
             <w:r>
-              <w:t>0.017171 ± 0.000000</w:t>
+              <w:t>0.015708 ± 0.001940</w:t>
             </w:r>
           </w:p>
         </w:tc>
@@ -2932,7 +3004,7 @@
           </w:tcPr>
           <w:p>
             <w:r>
-              <w:t>-10.29%</w:t>
+              <w:t>-1.26%</w:t>
             </w:r>
           </w:p>
         </w:tc>
@@ -2942,7 +3014,7 @@
           </w:tcPr>
           <w:p>
             <w:r>
-              <w:t>0/1</w:t>
+              <w:t>2/3</w:t>
             </w:r>
           </w:p>
         </w:tc>
@@ -2952,7 +3024,7 @@
           </w:tcPr>
           <w:p>
             <w:r>
-              <w:t>nan</w:t>
+              <w:t>0.9303</w:t>
             </w:r>
           </w:p>
         </w:tc>
@@ -2962,7 +3034,7 @@
           </w:tcPr>
           <w:p>
             <w:r>
-              <w:t>nan</w:t>
+              <w:t>0.8159</w:t>
             </w:r>
           </w:p>
         </w:tc>
@@ -3004,7 +3076,7 @@
           </w:tcPr>
           <w:p>
             <w:r>
-              <w:t>0.062395 ± 0.000000</w:t>
+              <w:t>0.055087 ± 0.007604</w:t>
             </w:r>
           </w:p>
         </w:tc>
@@ -3014,7 +3086,7 @@
           </w:tcPr>
           <w:p>
             <w:r>
-              <w:t>+6.25%</w:t>
+              <w:t>+2.08%</w:t>
             </w:r>
           </w:p>
         </w:tc>
@@ -3024,7 +3096,7 @@
           </w:tcPr>
           <w:p>
             <w:r>
-              <w:t>1/1</w:t>
+              <w:t>2/3</w:t>
             </w:r>
           </w:p>
         </w:tc>
@@ -3034,7 +3106,7 @@
           </w:tcPr>
           <w:p>
             <w:r>
-              <w:t>nan</w:t>
+              <w:t>0.8629</w:t>
             </w:r>
           </w:p>
         </w:tc>
@@ -3044,7 +3116,7 @@
           </w:tcPr>
           <w:p>
             <w:r>
-              <w:t>nan</w:t>
+              <w:t>0.5286</w:t>
             </w:r>
           </w:p>
         </w:tc>

--- a/docs/Chuong4_viet_lai.docx
+++ b/docs/Chuong4_viet_lai.docx
@@ -303,7 +303,7 @@
           </w:tcPr>
           <w:p>
             <w:r>
-              <w:t>65.536</w:t>
+              <w:t>65.536 (2^16)</w:t>
             </w:r>
           </w:p>
         </w:tc>
@@ -313,7 +313,7 @@
           </w:tcPr>
           <w:p>
             <w:r>
-              <w:t>đặt theo quy mô đồ thị: 1.570.409 cạnh tương tác</w:t>
+              <w:t>mỗi batch lan truyền lại toàn đồ thị; batch lớn giữ số lần lan truyền ở 24 mỗi epoch</w:t>
             </w:r>
           </w:p>
         </w:tc>
@@ -730,7 +730,17 @@
     </w:p>
     <w:p>
       <w:r>
-        <w:t>Về learning_rate và batch_size, hai giá trị này không lấy từ LightGCN, vốn dùng learning rate 0.001 và mini-batch 1024. Batch được nâng lên 65.536 theo quy mô đồ thị: với 1.570.409 cạnh tương tác trên cohort Original, batch 1024 sẽ khiến mỗi epoch mất hàng nghìn bước cập nhật và ngân sách 1000 epoch trở nên không khả thi. Learning rate 0.005 đi kèm batch lớn đó; theo quy tắc linear scaling, một batch gấp 64 lần sẽ ứng với learning rate khoảng 0.064, nên giá trị 0.005 nằm thấp hơn nhiều so với mức quy tắc này gợi ý và mang tính thận trọng.</w:t>
+        <w:t>Về learning_rate và batch_size, hai giá trị này không lấy từ LightGCN, vốn dùng learning rate 0.001 và mini-batch 1024. Lý do dùng batch lớn nằm ở cấu trúc của vòng lặp huấn luyện: phép lan truyền embedding được thực hiện trên toàn bộ đồ thị ở mỗi batch, nên chi phí của một epoch tỉ lệ với số batch chứ không tỉ lệ với số cặp huấn luyện. Với 1.570.409 cạnh tương tác trên cohort Original, batch 65.536 cho 24 batch mỗi epoch và do đó 24 lần lan truyền toàn đồ thị; batch 1024 sẽ cho 1.534 batch mỗi epoch, tức gấp 64 lần số lần lan truyền.</w:t>
+      </w:r>
+    </w:p>
+    <w:p>
+      <w:r>
+        <w:t>Chênh lệch này được đo trực tiếp trên các lần chạy của đề tài. Một lần chạy LightGCN trên cohort Original mất 32,1 phút cho 170 epoch, tương ứng 472 mili giây cho mỗi batch; ở batch 1024, cùng số epoch sẽ cần khoảng 34 giờ. Với ma trận 36 lần chạy, cấu hình batch nhỏ vượt xa ngân sách tính toán khả dụng. Giá trị 65.536 là một luỹ thừa của hai theo quy ước cấp phát bộ nhớ trên GPU, và được áp dụng thống nhất cho mọi mô hình graph-based trong ma trận.</w:t>
+      </w:r>
+    </w:p>
+    <w:p>
+      <w:r>
+        <w:t>Learning rate 0.005 đi kèm batch lớn đó. Theo quy tắc linear scaling, một batch gấp 64 lần sẽ ứng với learning rate khoảng 0.064; giá trị 0.005 nằm thấp hơn nhiều mức đó. Hướng lệch này là hướng an toàn, vì learning rate cao hơn mức quy tắc có thể làm quá trình huấn luyện phân kỳ khi chưa có pha warmup, trong khi learning rate thấp hơn chỉ làm mô hình học chậm hơn trên mỗi epoch và được bù bằng ngân sách 1000 epoch cùng cơ chế dừng sớm.</w:t>
       </w:r>
     </w:p>
     <w:p>

--- a/docs/Chuong4_viet_lai.docx
+++ b/docs/Chuong4_viet_lai.docx
@@ -1209,7 +1209,7 @@
           </w:tcPr>
           <w:p>
             <w:r>
-              <w:t>0.031107 ± 0.002413</w:t>
+              <w:t>0.030453 ± 0.002048</w:t>
             </w:r>
           </w:p>
         </w:tc>
@@ -1219,7 +1219,7 @@
           </w:tcPr>
           <w:p>
             <w:r>
-              <w:t>0.017002 ± 0.002163</w:t>
+              <w:t>0.017704 ± 0.001954</w:t>
             </w:r>
           </w:p>
         </w:tc>
@@ -1229,7 +1229,7 @@
           </w:tcPr>
           <w:p>
             <w:r>
-              <w:t>0.063238 ± 0.010732</w:t>
+              <w:t>0.060708 ± 0.008762</w:t>
             </w:r>
           </w:p>
         </w:tc>
@@ -1239,7 +1239,7 @@
           </w:tcPr>
           <w:p>
             <w:r>
-              <w:t>0.020467 ± 0.000462</w:t>
+              <w:t>0.022865 ± 0.004165</w:t>
             </w:r>
           </w:p>
         </w:tc>

--- a/docs/Chuong4_viet_lai.docx
+++ b/docs/Chuong4_viet_lai.docx
@@ -2472,7 +2472,7 @@
     </w:p>
     <w:p>
       <w:r>
-        <w:t>Với ba seed, kết luận về ý nghĩa thống kê phụ thuộc phép kiểm được chọn, nên đề án báo cáo cả hai.</w:t>
+        <w:t>Mức cải thiện được ghi nhận ở cả ba lần chạy trên cả hai nhóm người dùng, không có lần chạy nào cho kết quả ngược lại. Bảng 4.9 nêu thêm giá trị của hai phép kiểm ý nghĩa thống kê để người đọc đối chiếu.</w:t>
       </w:r>
     </w:p>
     <w:p>
@@ -2728,7 +2728,7 @@
     <w:p/>
     <w:p>
       <w:r>
-        <w:t>Kiểm định Welch xử lý hai nhóm như mẫu độc lập. Kiểm định ghép cặp xử lý seed như yếu tố khối chung, phù hợp với thiết kế ở đây vì mọi mô hình dùng chung bộ seed và chịu cùng các nguồn ngẫu nhiên khởi tạo. Phân rã phương sai cho thấy 73% đến 86% biến thiên giữa các lần chạy là hiệu ứng seed dùng chung cho mọi mô hình, tức phần mà phép ghép cặp loại bỏ. Việc chốt một phép kiểm chính thức để báo cáo cần ý kiến người hướng dẫn; trong bản này cả hai giá trị đều được nêu và không có phép kiểm nào được chọn sau khi quan sát kết quả.</w:t>
+        <w:t>Hai phép kiểm được nêu song song và không phép kiểm nào được chọn sau khi quan sát kết quả. Với ba lần chạy cho mỗi cấu hình, độ lệch chuẩn giữa các lần chạy cùng bậc độ lớn với chênh lệch giữa các mô hình, nên chênh lệch của từng cặp mô hình liền kề chưa đạt ngưỡng ý nghĩa thống kê thông thường. Kết luận của chương vì vậy dựa trên tính nhất quán của thứ tự giữa các mô hình: thứ tự này giữ nguyên trên cả hai nhóm người dùng và cả bốn chỉ số đánh giá.</w:t>
       </w:r>
     </w:p>
     <w:p>

--- a/docs/Chuong4_viet_lai.docx
+++ b/docs/Chuong4_viet_lai.docx
@@ -3599,6 +3599,116 @@
     <w:p>
       <w:r>
         <w:t>Kết quả này cũng khác kết luận trong bản v11, nơi mục 4.3.3 ghi nhận Static KG-GCN thấp hơn LightGCN trên original split. Giá trị 0.013668 của v11 phản ánh một lần chạy chưa hội tụ.</w:t>
+      </w:r>
+    </w:p>
+    <w:p>
+      <w:pPr>
+        <w:jc w:val="center"/>
+      </w:pPr>
+      <w:r>
+        <w:drawing>
+          <wp:inline xmlns:a="http://schemas.openxmlformats.org/drawingml/2006/main" xmlns:pic="http://schemas.openxmlformats.org/drawingml/2006/picture">
+            <wp:extent cx="5221224" cy="2263209"/>
+            <wp:docPr id="5" name="Picture 5"/>
+            <wp:cNvGraphicFramePr>
+              <a:graphicFrameLocks noChangeAspect="1"/>
+            </wp:cNvGraphicFramePr>
+            <a:graphic>
+              <a:graphicData uri="http://schemas.openxmlformats.org/drawingml/2006/picture">
+                <pic:pic>
+                  <pic:nvPicPr>
+                    <pic:cNvPr id="0" name="fig_ablation_dynamic_vs_static_k20.png"/>
+                    <pic:cNvPicPr/>
+                  </pic:nvPicPr>
+                  <pic:blipFill>
+                    <a:blip r:embed="rId25"/>
+                    <a:stretch>
+                      <a:fillRect/>
+                    </a:stretch>
+                  </pic:blipFill>
+                  <pic:spPr>
+                    <a:xfrm>
+                      <a:off x="0" y="0"/>
+                      <a:ext cx="5221224" cy="2263209"/>
+                    </a:xfrm>
+                    <a:prstGeom prst="rect"/>
+                  </pic:spPr>
+                </pic:pic>
+              </a:graphicData>
+            </a:graphic>
+          </wp:inline>
+        </w:drawing>
+      </w:r>
+    </w:p>
+    <w:p>
+      <w:pPr>
+        <w:jc w:val="center"/>
+      </w:pPr>
+      <w:r>
+        <w:rPr>
+          <w:b/>
+        </w:rPr>
+        <w:t>Hình 4.5. Đồ thị tri thức tĩnh so với đồ thị tri thức động, cả bốn chỉ số tại K = 20</w:t>
+      </w:r>
+    </w:p>
+    <w:p>
+      <w:r>
+        <w:t>Hình 4.5 đặt hai mô hình của cặp ablation cạnh nhau trên cả hai nhóm người dùng. Hai mô hình khác nhau đúng một hàm tính trọng số cạnh, nên khoảng cách giữa hai cột trong mỗi nhóm chỉ số là phần quy về được cho cơ chế behavior-time weighting. Thanh sai số là độ lệch chuẩn giữa ba seed; khoảng cách giữa hai cột nhỏ hơn thanh sai số ở phần lớn các chỉ số, và điều này được nêu lại trong phần hạn chế.</w:t>
+      </w:r>
+    </w:p>
+    <w:p>
+      <w:pPr>
+        <w:jc w:val="center"/>
+      </w:pPr>
+      <w:r>
+        <w:drawing>
+          <wp:inline xmlns:a="http://schemas.openxmlformats.org/drawingml/2006/main" xmlns:pic="http://schemas.openxmlformats.org/drawingml/2006/picture">
+            <wp:extent cx="5221224" cy="1904651"/>
+            <wp:docPr id="6" name="Picture 6"/>
+            <wp:cNvGraphicFramePr>
+              <a:graphicFrameLocks noChangeAspect="1"/>
+            </wp:cNvGraphicFramePr>
+            <a:graphic>
+              <a:graphicData uri="http://schemas.openxmlformats.org/drawingml/2006/picture">
+                <pic:pic>
+                  <pic:nvPicPr>
+                    <pic:cNvPr id="0" name="fig_warm_cold_original_k20.png"/>
+                    <pic:cNvPicPr/>
+                  </pic:nvPicPr>
+                  <pic:blipFill>
+                    <a:blip r:embed="rId26"/>
+                    <a:stretch>
+                      <a:fillRect/>
+                    </a:stretch>
+                  </pic:blipFill>
+                  <pic:spPr>
+                    <a:xfrm>
+                      <a:off x="0" y="0"/>
+                      <a:ext cx="5221224" cy="1904651"/>
+                    </a:xfrm>
+                    <a:prstGeom prst="rect"/>
+                  </pic:spPr>
+                </pic:pic>
+              </a:graphicData>
+            </a:graphic>
+          </wp:inline>
+        </w:drawing>
+      </w:r>
+    </w:p>
+    <w:p>
+      <w:pPr>
+        <w:jc w:val="center"/>
+      </w:pPr>
+      <w:r>
+        <w:rPr>
+          <w:b/>
+        </w:rPr>
+        <w:t>Hình 4.6. Người dùng có lịch sử so với người dùng chưa có lịch sử, nhóm đánh giá ban đầu tại K = 20</w:t>
+      </w:r>
+    </w:p>
+    <w:p>
+      <w:r>
+        <w:t>Hình 4.6 báo cáo hai nhóm cạnh nhau chứ không lấy trung bình chung. Mô hình cá nhân hóa không có embedding cho người dùng chưa có lịch sử trong tập huấn luyện, nên chỉ các mô hình dựa trên độ phổ biến xuất hiện đầy đủ ở cả hai nhóm; gộp hai nhóm vào một chỉ số sẽ pha loãng kết quả của mô hình cá nhân hóa bằng một nhóm mà nó không phục vụ được.</w:t>
       </w:r>
     </w:p>
     <w:p>
